--- a/downloads/ba-templates.docx
+++ b/downloads/ba-templates.docx
@@ -406,11 +406,22 @@
     </w:p>
     <w:p>
       <w:r>
-        <w:t>Independent, free, learning-only student project. Respects every company, tradition, and vendor. Trademarks and sources belong to their owners. Not sold. Concerns are handled by correcting or removing content promptly via https://cyphermonkeylabs.com/#contact. Happy to volunteer for any organization.</w:t>
+        <w:t>Independent, free, learning-only student project. Respects every company and vendor. Trademarks belong to their owners. Not affiliated or endorsed. Concerns are removed or corrected promptly via the contact form at https://cyphermonkeylabs.com/#contact. Nothing is sold. Happy to volunteer for any organization.</w:t>
       </w:r>
     </w:p>
     <w:p>
       <w:hyperlink r:id="rId9">
+        <w:r>
+          <w:rPr>
+            <w:color w:val="1D4ED8"/>
+          </w:rPr>
+          <w:t>Website</w:t>
+        </w:r>
+      </w:hyperlink>
+      <w:r>
+        <w:t xml:space="preserve">   </w:t>
+      </w:r>
+      <w:hyperlink r:id="rId10">
         <w:r>
           <w:rPr>
             <w:color w:val="1D4ED8"/>
@@ -421,18 +432,18 @@
       <w:r>
         <w:t xml:space="preserve">   </w:t>
       </w:r>
-      <w:hyperlink r:id="rId10">
+      <w:hyperlink r:id="rId11">
         <w:r>
           <w:rPr>
             <w:color w:val="1D4ED8"/>
           </w:rPr>
-          <w:t>Website</w:t>
+          <w:t>Profile</w:t>
         </w:r>
       </w:hyperlink>
       <w:r>
         <w:t xml:space="preserve">   </w:t>
       </w:r>
-      <w:hyperlink r:id="rId11">
+      <w:hyperlink r:id="rId12">
         <w:r>
           <w:rPr>
             <w:color w:val="1D4ED8"/>
@@ -443,7 +454,7 @@
       <w:r>
         <w:t xml:space="preserve">   </w:t>
       </w:r>
-      <w:hyperlink r:id="rId12">
+      <w:hyperlink r:id="rId13">
         <w:r>
           <w:rPr>
             <w:color w:val="1D4ED8"/>
@@ -454,7 +465,7 @@
       <w:r>
         <w:t xml:space="preserve">   </w:t>
       </w:r>
-      <w:hyperlink r:id="rId13">
+      <w:hyperlink r:id="rId14">
         <w:r>
           <w:rPr>
             <w:color w:val="1D4ED8"/>
@@ -462,9 +473,20 @@
           <w:t>Hugging Face</w:t>
         </w:r>
       </w:hyperlink>
+      <w:r>
+        <w:t xml:space="preserve">   </w:t>
+      </w:r>
+      <w:hyperlink r:id="rId15">
+        <w:r>
+          <w:rPr>
+            <w:color w:val="1D4ED8"/>
+          </w:rPr>
+          <w:t>Contact</w:t>
+        </w:r>
+      </w:hyperlink>
     </w:p>
     <w:sectPr>
-      <w:footerReference w:type="default" r:id="rId14"/>
+      <w:footerReference w:type="default" r:id="rId16"/>
       <w:pgSz w:w="12240" w:h="15840"/>
       <w:pgMar w:top="1440" w:right="1800" w:bottom="1440" w:left="1800" w:header="720" w:footer="720" w:gutter="0"/>
       <w:cols w:space="720"/>
@@ -481,11 +503,22 @@
       <w:pStyle w:val="Footer"/>
     </w:pPr>
     <w:r>
-      <w:t>CypherMonkey Labs · © 2026 CypherMonkeyLabs · Independent, free, learning-only student project. Respects every company, tradition, and vendor. Trademarks and sources belong to their owners. Not sold. Concerns are handled by co</w:t>
+      <w:t>CypherMonkey Labs · © 2026 CypherMonkeyLabs · Independent, free, learning-only student project. Respects every company and vendor. Trademarks belong to their owners. Not affiliated or endorsed. Concerns are removed or correcte</w:t>
     </w:r>
   </w:p>
   <w:p>
     <w:hyperlink r:id="rId1">
+      <w:r>
+        <w:rPr>
+          <w:color w:val="1D4ED8"/>
+        </w:rPr>
+        <w:t>Website</w:t>
+      </w:r>
+    </w:hyperlink>
+    <w:r>
+      <w:t xml:space="preserve">  </w:t>
+    </w:r>
+    <w:hyperlink r:id="rId2">
       <w:r>
         <w:rPr>
           <w:color w:val="1D4ED8"/>
@@ -496,18 +529,18 @@
     <w:r>
       <w:t xml:space="preserve">  </w:t>
     </w:r>
-    <w:hyperlink r:id="rId2">
+    <w:hyperlink r:id="rId3">
       <w:r>
         <w:rPr>
           <w:color w:val="1D4ED8"/>
         </w:rPr>
-        <w:t>Website</w:t>
+        <w:t>Profile</w:t>
       </w:r>
     </w:hyperlink>
     <w:r>
       <w:t xml:space="preserve">  </w:t>
     </w:r>
-    <w:hyperlink r:id="rId3">
+    <w:hyperlink r:id="rId4">
       <w:r>
         <w:rPr>
           <w:color w:val="1D4ED8"/>
@@ -518,7 +551,7 @@
     <w:r>
       <w:t xml:space="preserve">  </w:t>
     </w:r>
-    <w:hyperlink r:id="rId4">
+    <w:hyperlink r:id="rId5">
       <w:r>
         <w:rPr>
           <w:color w:val="1D4ED8"/>
@@ -529,12 +562,23 @@
     <w:r>
       <w:t xml:space="preserve">  </w:t>
     </w:r>
-    <w:hyperlink r:id="rId5">
+    <w:hyperlink r:id="rId6">
       <w:r>
         <w:rPr>
           <w:color w:val="1D4ED8"/>
         </w:rPr>
         <w:t>Hugging Face</w:t>
+      </w:r>
+    </w:hyperlink>
+    <w:r>
+      <w:t xml:space="preserve">  </w:t>
+    </w:r>
+    <w:hyperlink r:id="rId7">
+      <w:r>
+        <w:rPr>
+          <w:color w:val="1D4ED8"/>
+        </w:rPr>
+        <w:t>Contact</w:t>
       </w:r>
     </w:hyperlink>
   </w:p>

--- a/downloads/ba-templates.docx
+++ b/downloads/ba-templates.docx
@@ -440,53 +440,9 @@
           <w:t>Profile</w:t>
         </w:r>
       </w:hyperlink>
-      <w:r>
-        <w:t xml:space="preserve">   </w:t>
-      </w:r>
-      <w:hyperlink r:id="rId12">
-        <w:r>
-          <w:rPr>
-            <w:color w:val="1D4ED8"/>
-          </w:rPr>
-          <w:t>X</w:t>
-        </w:r>
-      </w:hyperlink>
-      <w:r>
-        <w:t xml:space="preserve">   </w:t>
-      </w:r>
-      <w:hyperlink r:id="rId13">
-        <w:r>
-          <w:rPr>
-            <w:color w:val="1D4ED8"/>
-          </w:rPr>
-          <w:t>LinkedIn</w:t>
-        </w:r>
-      </w:hyperlink>
-      <w:r>
-        <w:t xml:space="preserve">   </w:t>
-      </w:r>
-      <w:hyperlink r:id="rId14">
-        <w:r>
-          <w:rPr>
-            <w:color w:val="1D4ED8"/>
-          </w:rPr>
-          <w:t>Hugging Face</w:t>
-        </w:r>
-      </w:hyperlink>
-      <w:r>
-        <w:t xml:space="preserve">   </w:t>
-      </w:r>
-      <w:hyperlink r:id="rId15">
-        <w:r>
-          <w:rPr>
-            <w:color w:val="1D4ED8"/>
-          </w:rPr>
-          <w:t>Contact</w:t>
-        </w:r>
-      </w:hyperlink>
     </w:p>
     <w:sectPr>
-      <w:footerReference w:type="default" r:id="rId16"/>
+      <w:footerReference w:type="default" r:id="rId12"/>
       <w:pgSz w:w="12240" w:h="15840"/>
       <w:pgMar w:top="1440" w:right="1800" w:bottom="1440" w:left="1800" w:header="720" w:footer="720" w:gutter="0"/>
       <w:cols w:space="720"/>
@@ -535,50 +491,6 @@
           <w:color w:val="1D4ED8"/>
         </w:rPr>
         <w:t>Profile</w:t>
-      </w:r>
-    </w:hyperlink>
-    <w:r>
-      <w:t xml:space="preserve">  </w:t>
-    </w:r>
-    <w:hyperlink r:id="rId4">
-      <w:r>
-        <w:rPr>
-          <w:color w:val="1D4ED8"/>
-        </w:rPr>
-        <w:t>X</w:t>
-      </w:r>
-    </w:hyperlink>
-    <w:r>
-      <w:t xml:space="preserve">  </w:t>
-    </w:r>
-    <w:hyperlink r:id="rId5">
-      <w:r>
-        <w:rPr>
-          <w:color w:val="1D4ED8"/>
-        </w:rPr>
-        <w:t>LinkedIn</w:t>
-      </w:r>
-    </w:hyperlink>
-    <w:r>
-      <w:t xml:space="preserve">  </w:t>
-    </w:r>
-    <w:hyperlink r:id="rId6">
-      <w:r>
-        <w:rPr>
-          <w:color w:val="1D4ED8"/>
-        </w:rPr>
-        <w:t>Hugging Face</w:t>
-      </w:r>
-    </w:hyperlink>
-    <w:r>
-      <w:t xml:space="preserve">  </w:t>
-    </w:r>
-    <w:hyperlink r:id="rId7">
-      <w:r>
-        <w:rPr>
-          <w:color w:val="1D4ED8"/>
-        </w:rPr>
-        <w:t>Contact</w:t>
       </w:r>
     </w:hyperlink>
   </w:p>

--- a/downloads/ba-templates.docx
+++ b/downloads/ba-templates.docx
@@ -441,8 +441,309 @@
         </w:r>
       </w:hyperlink>
     </w:p>
+    <w:p>
+      <w:pPr>
+        <w:pStyle w:val="Heading1"/>
+      </w:pPr>
+      <w:r>
+        <w:t>Sources and go deeper</w:t>
+      </w:r>
+    </w:p>
+    <w:p>
+      <w:r>
+        <w:t>Last checked 2026-10. A line marked confirm did not open, so it is not linked.</w:t>
+      </w:r>
+    </w:p>
+    <w:p>
+      <w:pPr>
+        <w:pStyle w:val="ListBullet"/>
+      </w:pPr>
+      <w:hyperlink r:id="rId12">
+        <w:r>
+          <w:rPr>
+            <w:color w:val="1D4ED8"/>
+          </w:rPr>
+          <w:t>IIBA KnowledgeHub, including the BABOK Guide contents</w:t>
+        </w:r>
+      </w:hyperlink>
+      <w:r>
+        <w:t xml:space="preserve"> (standard, last checked 2026-10)</w:t>
+      </w:r>
+    </w:p>
+    <w:p>
+      <w:pPr>
+        <w:pStyle w:val="ListBullet"/>
+      </w:pPr>
+      <w:r>
+        <w:t>BABOK Guide article on the IIBA knowledge hub (standard, confirm, last checked 2026-10)</w:t>
+      </w:r>
+    </w:p>
+    <w:p>
+      <w:pPr>
+        <w:pStyle w:val="ListBullet"/>
+      </w:pPr>
+      <w:hyperlink r:id="rId13">
+        <w:r>
+          <w:rPr>
+            <w:color w:val="1D4ED8"/>
+          </w:rPr>
+          <w:t>IIBA home</w:t>
+        </w:r>
+      </w:hyperlink>
+      <w:r>
+        <w:t xml:space="preserve"> (official, last checked 2026-10)</w:t>
+      </w:r>
+    </w:p>
+    <w:p>
+      <w:pPr>
+        <w:pStyle w:val="ListBullet"/>
+      </w:pPr>
+      <w:hyperlink r:id="rId14">
+        <w:r>
+          <w:rPr>
+            <w:color w:val="1D4ED8"/>
+          </w:rPr>
+          <w:t>Manifesto for Agile Software Development</w:t>
+        </w:r>
+      </w:hyperlink>
+      <w:r>
+        <w:t xml:space="preserve"> (standard, last checked 2026-10)</w:t>
+      </w:r>
+    </w:p>
+    <w:p>
+      <w:pPr>
+        <w:pStyle w:val="ListBullet"/>
+      </w:pPr>
+      <w:hyperlink r:id="rId15">
+        <w:r>
+          <w:rPr>
+            <w:color w:val="1D4ED8"/>
+          </w:rPr>
+          <w:t>Principles behind the Agile Manifesto</w:t>
+        </w:r>
+      </w:hyperlink>
+      <w:r>
+        <w:t xml:space="preserve"> (standard, last checked 2026-10)</w:t>
+      </w:r>
+    </w:p>
+    <w:p>
+      <w:pPr>
+        <w:pStyle w:val="ListBullet"/>
+      </w:pPr>
+      <w:hyperlink r:id="rId16">
+        <w:r>
+          <w:rPr>
+            <w:color w:val="1D4ED8"/>
+          </w:rPr>
+          <w:t>OMG, about BPMN 2.0</w:t>
+        </w:r>
+      </w:hyperlink>
+      <w:r>
+        <w:t xml:space="preserve"> (standard, last checked 2026-10)</w:t>
+      </w:r>
+    </w:p>
+    <w:p>
+      <w:pPr>
+        <w:pStyle w:val="ListBullet"/>
+      </w:pPr>
+      <w:hyperlink r:id="rId17">
+        <w:r>
+          <w:rPr>
+            <w:color w:val="1D4ED8"/>
+          </w:rPr>
+          <w:t>BPMN 2.0 specification PDF</w:t>
+        </w:r>
+      </w:hyperlink>
+      <w:r>
+        <w:t xml:space="preserve"> (standard, last checked 2026-10)</w:t>
+      </w:r>
+    </w:p>
+    <w:p>
+      <w:pPr>
+        <w:pStyle w:val="ListBullet"/>
+      </w:pPr>
+      <w:hyperlink r:id="rId18">
+        <w:r>
+          <w:rPr>
+            <w:color w:val="1D4ED8"/>
+          </w:rPr>
+          <w:t>OMG, about BPMN 2.0.2</w:t>
+        </w:r>
+      </w:hyperlink>
+      <w:r>
+        <w:t xml:space="preserve"> (standard, last checked 2026-10)</w:t>
+      </w:r>
+    </w:p>
+    <w:p>
+      <w:pPr>
+        <w:pStyle w:val="ListBullet"/>
+      </w:pPr>
+      <w:hyperlink r:id="rId19">
+        <w:r>
+          <w:rPr>
+            <w:color w:val="1D4ED8"/>
+          </w:rPr>
+          <w:t>OMG, about UML 2.5.1</w:t>
+        </w:r>
+      </w:hyperlink>
+      <w:r>
+        <w:t xml:space="preserve"> (standard, last checked 2026-10)</w:t>
+      </w:r>
+    </w:p>
+    <w:p>
+      <w:pPr>
+        <w:pStyle w:val="ListBullet"/>
+      </w:pPr>
+      <w:hyperlink r:id="rId20">
+        <w:r>
+          <w:rPr>
+            <w:color w:val="1D4ED8"/>
+          </w:rPr>
+          <w:t>UML 2.5.1 specification PDF</w:t>
+        </w:r>
+      </w:hyperlink>
+      <w:r>
+        <w:t xml:space="preserve"> (standard, last checked 2026-10)</w:t>
+      </w:r>
+    </w:p>
+    <w:p>
+      <w:pPr>
+        <w:pStyle w:val="ListBullet"/>
+      </w:pPr>
+      <w:hyperlink r:id="rId21">
+        <w:r>
+          <w:rPr>
+            <w:color w:val="1D4ED8"/>
+          </w:rPr>
+          <w:t>IIBA membership</w:t>
+        </w:r>
+      </w:hyperlink>
+      <w:r>
+        <w:t xml:space="preserve"> (community, last checked 2026-10)</w:t>
+      </w:r>
+    </w:p>
+    <w:p>
+      <w:pPr>
+        <w:pStyle w:val="ListBullet"/>
+      </w:pPr>
+      <w:hyperlink r:id="rId22">
+        <w:r>
+          <w:rPr>
+            <w:color w:val="1D4ED8"/>
+          </w:rPr>
+          <w:t>OMG managed communities</w:t>
+        </w:r>
+      </w:hyperlink>
+      <w:r>
+        <w:t xml:space="preserve"> (community, last checked 2026-10)</w:t>
+      </w:r>
+    </w:p>
+    <w:p>
+      <w:pPr>
+        <w:pStyle w:val="ListBullet"/>
+      </w:pPr>
+      <w:hyperlink r:id="rId23">
+        <w:r>
+          <w:rPr>
+            <w:color w:val="1D4ED8"/>
+          </w:rPr>
+          <w:t>Atlassian, user stories</w:t>
+        </w:r>
+      </w:hyperlink>
+      <w:r>
+        <w:t xml:space="preserve"> (official, last checked 2026-10)</w:t>
+      </w:r>
+    </w:p>
+    <w:p>
+      <w:pPr>
+        <w:pStyle w:val="ListBullet"/>
+      </w:pPr>
+      <w:hyperlink r:id="rId24">
+        <w:r>
+          <w:rPr>
+            <w:color w:val="1D4ED8"/>
+          </w:rPr>
+          <w:t>Gherkin reference</w:t>
+        </w:r>
+      </w:hyperlink>
+      <w:r>
+        <w:t xml:space="preserve"> (official, last checked 2026-10)</w:t>
+      </w:r>
+    </w:p>
+    <w:p>
+      <w:pPr>
+        <w:pStyle w:val="ListBullet"/>
+      </w:pPr>
+      <w:hyperlink r:id="rId25">
+        <w:r>
+          <w:rPr>
+            <w:color w:val="1D4ED8"/>
+          </w:rPr>
+          <w:t>Gherkin</w:t>
+        </w:r>
+      </w:hyperlink>
+      <w:r>
+        <w:t xml:space="preserve"> (official, last checked 2026-10)</w:t>
+      </w:r>
+    </w:p>
+    <w:p>
+      <w:pPr>
+        <w:pStyle w:val="ListBullet"/>
+      </w:pPr>
+      <w:hyperlink r:id="rId26">
+        <w:r>
+          <w:rPr>
+            <w:color w:val="1D4ED8"/>
+          </w:rPr>
+          <w:t>Atlassian Agile</w:t>
+        </w:r>
+      </w:hyperlink>
+      <w:r>
+        <w:t xml:space="preserve"> (official, last checked 2026-10)</w:t>
+      </w:r>
+    </w:p>
+    <w:p>
+      <w:pPr>
+        <w:pStyle w:val="ListBullet"/>
+      </w:pPr>
+      <w:hyperlink r:id="rId27">
+        <w:r>
+          <w:rPr>
+            <w:color w:val="1D4ED8"/>
+          </w:rPr>
+          <w:t>Atlassian Community</w:t>
+        </w:r>
+      </w:hyperlink>
+      <w:r>
+        <w:t xml:space="preserve"> (community, last checked 2026-10)</w:t>
+      </w:r>
+    </w:p>
+    <w:p>
+      <w:pPr>
+        <w:pStyle w:val="ListBullet"/>
+      </w:pPr>
+      <w:r>
+        <w:t>ISO/IEC/IEEE 29148 (standard, confirm, last checked 2026-10)</w:t>
+      </w:r>
+    </w:p>
+    <w:p>
+      <w:pPr>
+        <w:pStyle w:val="ListBullet"/>
+      </w:pPr>
+      <w:hyperlink r:id="rId28">
+        <w:r>
+          <w:rPr>
+            <w:color w:val="1D4ED8"/>
+          </w:rPr>
+          <w:t>Software requirements specification</w:t>
+        </w:r>
+      </w:hyperlink>
+      <w:r>
+        <w:t xml:space="preserve"> (wikipedia, last checked 2026-10)</w:t>
+      </w:r>
+    </w:p>
     <w:sectPr>
-      <w:footerReference w:type="default" r:id="rId12"/>
+      <w:footerReference w:type="default" r:id="rId29"/>
       <w:pgSz w:w="12240" w:h="15840"/>
       <w:pgMar w:top="1440" w:right="1800" w:bottom="1440" w:left="1800" w:header="720" w:footer="720" w:gutter="0"/>
       <w:cols w:space="720"/>

--- a/downloads/ba-templates.docx
+++ b/downloads/ba-templates.docx
@@ -406,11 +406,22 @@
     </w:p>
     <w:p>
       <w:r>
-        <w:t>Independent, free, learning-only student project. Respects every company, tradition, and vendor. Trademarks and sources belong to their owners. Not sold. Concerns are handled by correcting or removing content promptly via https://cyphermonkeylabs.com/#contact. Happy to volunteer for any organization.</w:t>
+        <w:t>Independent, free, learning-only student project. Respects every company and vendor. Trademarks belong to their owners. Not affiliated or endorsed. Concerns are removed or corrected promptly via the contact form at https://cyphermonkeylabs.com/#contact. Nothing is sold. Happy to volunteer for any organization.</w:t>
       </w:r>
     </w:p>
     <w:p>
       <w:hyperlink r:id="rId9">
+        <w:r>
+          <w:rPr>
+            <w:color w:val="1D4ED8"/>
+          </w:rPr>
+          <w:t>Website</w:t>
+        </w:r>
+      </w:hyperlink>
+      <w:r>
+        <w:t xml:space="preserve">   </w:t>
+      </w:r>
+      <w:hyperlink r:id="rId10">
         <w:r>
           <w:rPr>
             <w:color w:val="1D4ED8"/>
@@ -421,50 +432,318 @@
       <w:r>
         <w:t xml:space="preserve">   </w:t>
       </w:r>
-      <w:hyperlink r:id="rId10">
-        <w:r>
-          <w:rPr>
-            <w:color w:val="1D4ED8"/>
-          </w:rPr>
-          <w:t>Website</w:t>
-        </w:r>
-      </w:hyperlink>
-      <w:r>
-        <w:t xml:space="preserve">   </w:t>
-      </w:r>
       <w:hyperlink r:id="rId11">
         <w:r>
           <w:rPr>
             <w:color w:val="1D4ED8"/>
           </w:rPr>
-          <w:t>X</w:t>
+          <w:t>Profile</w:t>
         </w:r>
       </w:hyperlink>
+    </w:p>
+    <w:p>
+      <w:pPr>
+        <w:pStyle w:val="Heading1"/>
+      </w:pPr>
       <w:r>
-        <w:t xml:space="preserve">   </w:t>
+        <w:t>Sources and go deeper</w:t>
       </w:r>
+    </w:p>
+    <w:p>
+      <w:r>
+        <w:t>Last checked 2026-10. A line marked confirm did not open, so it is not linked.</w:t>
+      </w:r>
+    </w:p>
+    <w:p>
+      <w:pPr>
+        <w:pStyle w:val="ListBullet"/>
+      </w:pPr>
       <w:hyperlink r:id="rId12">
         <w:r>
           <w:rPr>
             <w:color w:val="1D4ED8"/>
           </w:rPr>
-          <w:t>LinkedIn</w:t>
+          <w:t>IIBA KnowledgeHub, including the BABOK Guide contents</w:t>
         </w:r>
       </w:hyperlink>
       <w:r>
-        <w:t xml:space="preserve">   </w:t>
+        <w:t xml:space="preserve"> (standard, last checked 2026-10)</w:t>
       </w:r>
+    </w:p>
+    <w:p>
+      <w:pPr>
+        <w:pStyle w:val="ListBullet"/>
+      </w:pPr>
+      <w:r>
+        <w:t>BABOK Guide article on the IIBA knowledge hub (standard, confirm, last checked 2026-10)</w:t>
+      </w:r>
+    </w:p>
+    <w:p>
+      <w:pPr>
+        <w:pStyle w:val="ListBullet"/>
+      </w:pPr>
       <w:hyperlink r:id="rId13">
         <w:r>
           <w:rPr>
             <w:color w:val="1D4ED8"/>
           </w:rPr>
-          <w:t>Hugging Face</w:t>
+          <w:t>IIBA home</w:t>
         </w:r>
       </w:hyperlink>
+      <w:r>
+        <w:t xml:space="preserve"> (official, last checked 2026-10)</w:t>
+      </w:r>
+    </w:p>
+    <w:p>
+      <w:pPr>
+        <w:pStyle w:val="ListBullet"/>
+      </w:pPr>
+      <w:hyperlink r:id="rId14">
+        <w:r>
+          <w:rPr>
+            <w:color w:val="1D4ED8"/>
+          </w:rPr>
+          <w:t>Manifesto for Agile Software Development</w:t>
+        </w:r>
+      </w:hyperlink>
+      <w:r>
+        <w:t xml:space="preserve"> (standard, last checked 2026-10)</w:t>
+      </w:r>
+    </w:p>
+    <w:p>
+      <w:pPr>
+        <w:pStyle w:val="ListBullet"/>
+      </w:pPr>
+      <w:hyperlink r:id="rId15">
+        <w:r>
+          <w:rPr>
+            <w:color w:val="1D4ED8"/>
+          </w:rPr>
+          <w:t>Principles behind the Agile Manifesto</w:t>
+        </w:r>
+      </w:hyperlink>
+      <w:r>
+        <w:t xml:space="preserve"> (standard, last checked 2026-10)</w:t>
+      </w:r>
+    </w:p>
+    <w:p>
+      <w:pPr>
+        <w:pStyle w:val="ListBullet"/>
+      </w:pPr>
+      <w:hyperlink r:id="rId16">
+        <w:r>
+          <w:rPr>
+            <w:color w:val="1D4ED8"/>
+          </w:rPr>
+          <w:t>OMG, about BPMN 2.0</w:t>
+        </w:r>
+      </w:hyperlink>
+      <w:r>
+        <w:t xml:space="preserve"> (standard, last checked 2026-10)</w:t>
+      </w:r>
+    </w:p>
+    <w:p>
+      <w:pPr>
+        <w:pStyle w:val="ListBullet"/>
+      </w:pPr>
+      <w:hyperlink r:id="rId17">
+        <w:r>
+          <w:rPr>
+            <w:color w:val="1D4ED8"/>
+          </w:rPr>
+          <w:t>BPMN 2.0 specification PDF</w:t>
+        </w:r>
+      </w:hyperlink>
+      <w:r>
+        <w:t xml:space="preserve"> (standard, last checked 2026-10)</w:t>
+      </w:r>
+    </w:p>
+    <w:p>
+      <w:pPr>
+        <w:pStyle w:val="ListBullet"/>
+      </w:pPr>
+      <w:hyperlink r:id="rId18">
+        <w:r>
+          <w:rPr>
+            <w:color w:val="1D4ED8"/>
+          </w:rPr>
+          <w:t>OMG, about BPMN 2.0.2</w:t>
+        </w:r>
+      </w:hyperlink>
+      <w:r>
+        <w:t xml:space="preserve"> (standard, last checked 2026-10)</w:t>
+      </w:r>
+    </w:p>
+    <w:p>
+      <w:pPr>
+        <w:pStyle w:val="ListBullet"/>
+      </w:pPr>
+      <w:hyperlink r:id="rId19">
+        <w:r>
+          <w:rPr>
+            <w:color w:val="1D4ED8"/>
+          </w:rPr>
+          <w:t>OMG, about UML 2.5.1</w:t>
+        </w:r>
+      </w:hyperlink>
+      <w:r>
+        <w:t xml:space="preserve"> (standard, last checked 2026-10)</w:t>
+      </w:r>
+    </w:p>
+    <w:p>
+      <w:pPr>
+        <w:pStyle w:val="ListBullet"/>
+      </w:pPr>
+      <w:hyperlink r:id="rId20">
+        <w:r>
+          <w:rPr>
+            <w:color w:val="1D4ED8"/>
+          </w:rPr>
+          <w:t>UML 2.5.1 specification PDF</w:t>
+        </w:r>
+      </w:hyperlink>
+      <w:r>
+        <w:t xml:space="preserve"> (standard, last checked 2026-10)</w:t>
+      </w:r>
+    </w:p>
+    <w:p>
+      <w:pPr>
+        <w:pStyle w:val="ListBullet"/>
+      </w:pPr>
+      <w:hyperlink r:id="rId21">
+        <w:r>
+          <w:rPr>
+            <w:color w:val="1D4ED8"/>
+          </w:rPr>
+          <w:t>IIBA membership</w:t>
+        </w:r>
+      </w:hyperlink>
+      <w:r>
+        <w:t xml:space="preserve"> (community, last checked 2026-10)</w:t>
+      </w:r>
+    </w:p>
+    <w:p>
+      <w:pPr>
+        <w:pStyle w:val="ListBullet"/>
+      </w:pPr>
+      <w:hyperlink r:id="rId22">
+        <w:r>
+          <w:rPr>
+            <w:color w:val="1D4ED8"/>
+          </w:rPr>
+          <w:t>OMG managed communities</w:t>
+        </w:r>
+      </w:hyperlink>
+      <w:r>
+        <w:t xml:space="preserve"> (community, last checked 2026-10)</w:t>
+      </w:r>
+    </w:p>
+    <w:p>
+      <w:pPr>
+        <w:pStyle w:val="ListBullet"/>
+      </w:pPr>
+      <w:hyperlink r:id="rId23">
+        <w:r>
+          <w:rPr>
+            <w:color w:val="1D4ED8"/>
+          </w:rPr>
+          <w:t>Atlassian, user stories</w:t>
+        </w:r>
+      </w:hyperlink>
+      <w:r>
+        <w:t xml:space="preserve"> (official, last checked 2026-10)</w:t>
+      </w:r>
+    </w:p>
+    <w:p>
+      <w:pPr>
+        <w:pStyle w:val="ListBullet"/>
+      </w:pPr>
+      <w:hyperlink r:id="rId24">
+        <w:r>
+          <w:rPr>
+            <w:color w:val="1D4ED8"/>
+          </w:rPr>
+          <w:t>Gherkin reference</w:t>
+        </w:r>
+      </w:hyperlink>
+      <w:r>
+        <w:t xml:space="preserve"> (official, last checked 2026-10)</w:t>
+      </w:r>
+    </w:p>
+    <w:p>
+      <w:pPr>
+        <w:pStyle w:val="ListBullet"/>
+      </w:pPr>
+      <w:hyperlink r:id="rId25">
+        <w:r>
+          <w:rPr>
+            <w:color w:val="1D4ED8"/>
+          </w:rPr>
+          <w:t>Gherkin</w:t>
+        </w:r>
+      </w:hyperlink>
+      <w:r>
+        <w:t xml:space="preserve"> (official, last checked 2026-10)</w:t>
+      </w:r>
+    </w:p>
+    <w:p>
+      <w:pPr>
+        <w:pStyle w:val="ListBullet"/>
+      </w:pPr>
+      <w:hyperlink r:id="rId26">
+        <w:r>
+          <w:rPr>
+            <w:color w:val="1D4ED8"/>
+          </w:rPr>
+          <w:t>Atlassian Agile</w:t>
+        </w:r>
+      </w:hyperlink>
+      <w:r>
+        <w:t xml:space="preserve"> (official, last checked 2026-10)</w:t>
+      </w:r>
+    </w:p>
+    <w:p>
+      <w:pPr>
+        <w:pStyle w:val="ListBullet"/>
+      </w:pPr>
+      <w:hyperlink r:id="rId27">
+        <w:r>
+          <w:rPr>
+            <w:color w:val="1D4ED8"/>
+          </w:rPr>
+          <w:t>Atlassian Community</w:t>
+        </w:r>
+      </w:hyperlink>
+      <w:r>
+        <w:t xml:space="preserve"> (community, last checked 2026-10)</w:t>
+      </w:r>
+    </w:p>
+    <w:p>
+      <w:pPr>
+        <w:pStyle w:val="ListBullet"/>
+      </w:pPr>
+      <w:r>
+        <w:t>ISO/IEC/IEEE 29148 (standard, confirm, last checked 2026-10)</w:t>
+      </w:r>
+    </w:p>
+    <w:p>
+      <w:pPr>
+        <w:pStyle w:val="ListBullet"/>
+      </w:pPr>
+      <w:hyperlink r:id="rId28">
+        <w:r>
+          <w:rPr>
+            <w:color w:val="1D4ED8"/>
+          </w:rPr>
+          <w:t>Software requirements specification</w:t>
+        </w:r>
+      </w:hyperlink>
+      <w:r>
+        <w:t xml:space="preserve"> (wikipedia, last checked 2026-10)</w:t>
+      </w:r>
     </w:p>
     <w:sectPr>
-      <w:footerReference w:type="default" r:id="rId14"/>
+      <w:footerReference w:type="default" r:id="rId29"/>
       <w:pgSz w:w="12240" w:h="15840"/>
       <w:pgMar w:top="1440" w:right="1800" w:bottom="1440" w:left="1800" w:header="720" w:footer="720" w:gutter="0"/>
       <w:cols w:space="720"/>
@@ -481,11 +760,22 @@
       <w:pStyle w:val="Footer"/>
     </w:pPr>
     <w:r>
-      <w:t>CypherMonkey Labs · © 2026 CypherMonkeyLabs · Independent, free, learning-only student project. Respects every company, tradition, and vendor. Trademarks and sources belong to their owners. Not sold. Concerns are handled by co</w:t>
+      <w:t>CypherMonkey Labs · © 2026 CypherMonkeyLabs · Independent, free, learning-only student project. Respects every company and vendor. Trademarks belong to their owners. Not affiliated or endorsed. Concerns are removed or correcte</w:t>
     </w:r>
   </w:p>
   <w:p>
     <w:hyperlink r:id="rId1">
+      <w:r>
+        <w:rPr>
+          <w:color w:val="1D4ED8"/>
+        </w:rPr>
+        <w:t>Website</w:t>
+      </w:r>
+    </w:hyperlink>
+    <w:r>
+      <w:t xml:space="preserve">  </w:t>
+    </w:r>
+    <w:hyperlink r:id="rId2">
       <w:r>
         <w:rPr>
           <w:color w:val="1D4ED8"/>
@@ -496,45 +786,12 @@
     <w:r>
       <w:t xml:space="preserve">  </w:t>
     </w:r>
-    <w:hyperlink r:id="rId2">
-      <w:r>
-        <w:rPr>
-          <w:color w:val="1D4ED8"/>
-        </w:rPr>
-        <w:t>Website</w:t>
-      </w:r>
-    </w:hyperlink>
-    <w:r>
-      <w:t xml:space="preserve">  </w:t>
-    </w:r>
     <w:hyperlink r:id="rId3">
       <w:r>
         <w:rPr>
           <w:color w:val="1D4ED8"/>
         </w:rPr>
-        <w:t>X</w:t>
-      </w:r>
-    </w:hyperlink>
-    <w:r>
-      <w:t xml:space="preserve">  </w:t>
-    </w:r>
-    <w:hyperlink r:id="rId4">
-      <w:r>
-        <w:rPr>
-          <w:color w:val="1D4ED8"/>
-        </w:rPr>
-        <w:t>LinkedIn</w:t>
-      </w:r>
-    </w:hyperlink>
-    <w:r>
-      <w:t xml:space="preserve">  </w:t>
-    </w:r>
-    <w:hyperlink r:id="rId5">
-      <w:r>
-        <w:rPr>
-          <w:color w:val="1D4ED8"/>
-        </w:rPr>
-        <w:t>Hugging Face</w:t>
+        <w:t>Profile</w:t>
       </w:r>
     </w:hyperlink>
   </w:p>

--- a/downloads/ba-templates.docx
+++ b/downloads/ba-templates.docx
@@ -406,7 +406,7 @@
     </w:p>
     <w:p>
       <w:r>
-        <w:t>Independent, free, learning-only student project. Respects every company and vendor. Trademarks belong to their owners. Not affiliated or endorsed. Concerns are removed or corrected promptly via the contact form at https://cyphermonkeylabs.com/#contact. Nothing is sold. Happy to volunteer for any organization.</w:t>
+        <w:t>Independent, free, learning-only student project. Respects every company and vendor. Trademarks belong to their owners. Not affiliated or endorsed. Names in the contact-center rooms are citations of pages opened in October 2026, not endorsements. Concerns are removed or corrected promptly via the contact form at https://cyphermonkeylabs.com/#contact. Nothing is sold. Happy to volunteer for any organization.</w:t>
       </w:r>
     </w:p>
     <w:p>
@@ -760,7 +760,7 @@
       <w:pStyle w:val="Footer"/>
     </w:pPr>
     <w:r>
-      <w:t>CypherMonkey Labs · © 2026 CypherMonkeyLabs · Independent, free, learning-only student project. Respects every company and vendor. Trademarks belong to their owners. Not affiliated or endorsed. Concerns are removed or correcte</w:t>
+      <w:t>CypherMonkey Labs · © 2026 CypherMonkeyLabs · Independent, free, learning-only student project. Respects every company and vendor. Trademarks belong to their owners. Not affiliated or endorsed. Names in the contact-center room</w:t>
     </w:r>
   </w:p>
   <w:p>
